--- a/apps/ceo1983_app_fe/public/docs/BRD_CEO1983_YEU_CAU_NGHIEP_VU_TOAN_DIEN.docx
+++ b/apps/ceo1983_app_fe/public/docs/BRD_CEO1983_YEU_CAU_NGHIEP_VU_TOAN_DIEN.docx
@@ -945,7 +945,7 @@
         </w:rPr>
         <w:t xml:space="preserve">Cổng Tiếp Nhận Hồ Sơ Gia Nhập Trực Tuyến: Ứng viên nộp hồ sơ xét duyệt chính thức tại </w:t>
       </w:r>
-      <w:hyperlink w:history="1" r:id="rIdixaodcmwo1wl3inhew8di">
+      <w:hyperlink w:history="1" r:id="rIdgt0dgpyju0orf1ucda2dh">
         <w:r>
           <w:rPr>
             <w:rFonts w:ascii="Times New Roman" w:cs="Times New Roman" w:eastAsia="Times New Roman" w:hAnsi="Times New Roman"/>
